--- a/rus/docx/47.content.docx
+++ b/rus/docx/47.content.docx
@@ -19,7 +19,7 @@
         <w:rPr>
           <w:lang w:val="ru_RU" w:bidi="ru_RU"/>
         </w:rPr>
-        <w:t>Resource: Заметки к учебнику - Вступления к книгам (Тиндейл)</w:t>
+        <w:t>Resource: Tyndale Open Study Notes</w:t>
       </w:r>
       <w:r>
         <w:rPr>
@@ -112,7 +112,7 @@
         <w:rPr>
           <w:lang w:val="ru_RU" w:bidi="ru_RU"/>
         </w:rPr>
-        <w:t>Заметки к учебнику - Вступления к книгам (Тиндейл)</w:t>
+        <w:t>Tyndale Open Study Notes</w:t>
       </w:r>
     </w:p>
     <w:p>

--- a/rus/docx/47.content.docx
+++ b/rus/docx/47.content.docx
@@ -19,7 +19,7 @@
         <w:rPr>
           <w:lang w:val="ru_RU" w:bidi="ru_RU"/>
         </w:rPr>
-        <w:t>Resource: Tyndale Open Study Notes</w:t>
+        <w:t>Resource: Aquifer Open Study Notes (Book Intros)</w:t>
       </w:r>
       <w:r>
         <w:rPr>
@@ -112,7 +112,7 @@
         <w:rPr>
           <w:lang w:val="ru_RU" w:bidi="ru_RU"/>
         </w:rPr>
-        <w:t>Tyndale Open Study Notes</w:t>
+        <w:t>Aquifer Open Study Notes (Book Intros)</w:t>
       </w:r>
     </w:p>
     <w:p>

--- a/rus/docx/47.content.docx
+++ b/rus/docx/47.content.docx
@@ -288,18 +288,12 @@
         </w:rPr>
         <w:t xml:space="preserve">Апостол Павел впервые посетил Коринф во время своего второго миссионерского путешествия (см. </w:t>
       </w:r>
-      <w:hyperlink r:id="rId13">
-        <w:r>
-          <w:rPr>
-            <w:lang w:val="ru_RU" w:bidi="ru_RU"/>
-          </w:rPr>
-          <w:rPr>
-            <w:color w:val="0000EE"/>
-            <w:u w:val="single"/>
-          </w:rPr>
-          <w:t>Деян.18:1–20</w:t>
-        </w:r>
-      </w:hyperlink>
+      <w:r>
+        <w:rPr>
+          <w:lang w:val="ru_RU" w:bidi="ru_RU"/>
+        </w:rPr>
+        <w:t>Деян.18:1–20</w:t>
+      </w:r>
       <w:r>
         <w:rPr>
           <w:lang w:val="ru_RU" w:bidi="ru_RU"/>
@@ -318,90 +312,60 @@
         </w:rPr>
         <w:t xml:space="preserve"> (см. </w:t>
       </w:r>
-      <w:hyperlink r:id="rId14">
-        <w:r>
-          <w:rPr>
-            <w:lang w:val="ru_RU" w:bidi="ru_RU"/>
-          </w:rPr>
-          <w:rPr>
-            <w:color w:val="0000EE"/>
-            <w:u w:val="single"/>
-          </w:rPr>
-          <w:t>2Кор.4:7</w:t>
-        </w:r>
-      </w:hyperlink>
+      <w:r>
+        <w:rPr>
+          <w:lang w:val="ru_RU" w:bidi="ru_RU"/>
+        </w:rPr>
+        <w:t>2Кор.4:7</w:t>
+      </w:r>
       <w:r>
         <w:rPr>
           <w:lang w:val="ru_RU" w:bidi="ru_RU"/>
         </w:rPr>
         <w:t xml:space="preserve">). Сельское хозяйство также было одним из основных источников процветания Коринфа (см. </w:t>
       </w:r>
-      <w:hyperlink r:id="rId15">
-        <w:r>
-          <w:rPr>
-            <w:lang w:val="ru_RU" w:bidi="ru_RU"/>
-          </w:rPr>
-          <w:rPr>
-            <w:color w:val="0000EE"/>
-            <w:u w:val="single"/>
-          </w:rPr>
-          <w:t>9:6–10</w:t>
-        </w:r>
-      </w:hyperlink>
+      <w:r>
+        <w:rPr>
+          <w:lang w:val="ru_RU" w:bidi="ru_RU"/>
+        </w:rPr>
+        <w:t>9:6–10</w:t>
+      </w:r>
       <w:r>
         <w:rPr>
           <w:lang w:val="ru_RU" w:bidi="ru_RU"/>
         </w:rPr>
         <w:t xml:space="preserve">; </w:t>
       </w:r>
-      <w:hyperlink r:id="rId16">
-        <w:r>
-          <w:rPr>
-            <w:lang w:val="ru_RU" w:bidi="ru_RU"/>
-          </w:rPr>
-          <w:rPr>
-            <w:color w:val="0000EE"/>
-            <w:u w:val="single"/>
-          </w:rPr>
-          <w:t>1Кор. 3:6–9</w:t>
-        </w:r>
-      </w:hyperlink>
+      <w:r>
+        <w:rPr>
+          <w:lang w:val="ru_RU" w:bidi="ru_RU"/>
+        </w:rPr>
+        <w:t>1Кор. 3:6–9</w:t>
+      </w:r>
       <w:r>
         <w:rPr>
           <w:lang w:val="ru_RU" w:bidi="ru_RU"/>
         </w:rPr>
         <w:t xml:space="preserve">; </w:t>
       </w:r>
-      <w:hyperlink r:id="rId17">
-        <w:r>
-          <w:rPr>
-            <w:lang w:val="ru_RU" w:bidi="ru_RU"/>
-          </w:rPr>
-          <w:rPr>
-            <w:color w:val="0000EE"/>
-            <w:u w:val="single"/>
-          </w:rPr>
-          <w:t>9:7</w:t>
-        </w:r>
-      </w:hyperlink>
+      <w:r>
+        <w:rPr>
+          <w:lang w:val="ru_RU" w:bidi="ru_RU"/>
+        </w:rPr>
+        <w:t>9:7</w:t>
+      </w:r>
       <w:r>
         <w:rPr>
           <w:lang w:val="ru_RU" w:bidi="ru_RU"/>
         </w:rPr>
         <w:t>,</w:t>
       </w:r>
-      <w:hyperlink r:id="rId18">
-        <w:r>
-          <w:rPr>
-            <w:lang w:val="ru_RU" w:bidi="ru_RU"/>
-          </w:rPr>
-          <w:rPr>
-            <w:color w:val="0000EE"/>
-            <w:u w:val="single"/>
-          </w:rPr>
-          <w:t>10</w:t>
-        </w:r>
-      </w:hyperlink>
+      <w:r>
+        <w:rPr>
+          <w:lang w:val="ru_RU" w:bidi="ru_RU"/>
+        </w:rPr>
+        <w:t>10</w:t>
+      </w:r>
       <w:r>
         <w:rPr>
           <w:lang w:val="ru_RU" w:bidi="ru_RU"/>
@@ -458,18 +422,12 @@
         </w:rPr>
         <w:t xml:space="preserve"> Однако известно, что Павел написал своё Послание к Римлянам, находясь в Коринфе (</w:t>
       </w:r>
-      <w:hyperlink r:id="rId19">
-        <w:r>
-          <w:rPr>
-            <w:lang w:val="ru_RU" w:bidi="ru_RU"/>
-          </w:rPr>
-          <w:rPr>
-            <w:color w:val="0000EE"/>
-            <w:u w:val="single"/>
-          </w:rPr>
-          <w:t>Рим.1:18–32</w:t>
-        </w:r>
-      </w:hyperlink>
+      <w:r>
+        <w:rPr>
+          <w:lang w:val="ru_RU" w:bidi="ru_RU"/>
+        </w:rPr>
+        <w:t>Рим.1:18–32</w:t>
+      </w:r>
       <w:r>
         <w:rPr>
           <w:lang w:val="ru_RU" w:bidi="ru_RU"/>
@@ -488,54 +446,36 @@
         </w:rPr>
         <w:t xml:space="preserve">; ср. с </w:t>
       </w:r>
-      <w:hyperlink r:id="rId20">
-        <w:r>
-          <w:rPr>
-            <w:lang w:val="ru_RU" w:bidi="ru_RU"/>
-          </w:rPr>
-          <w:rPr>
-            <w:color w:val="0000EE"/>
-            <w:u w:val="single"/>
-          </w:rPr>
-          <w:t>Деян.20:2–3</w:t>
-        </w:r>
-      </w:hyperlink>
+      <w:r>
+        <w:rPr>
+          <w:lang w:val="ru_RU" w:bidi="ru_RU"/>
+        </w:rPr>
+        <w:t>Деян.20:2–3</w:t>
+      </w:r>
       <w:r>
         <w:rPr>
           <w:lang w:val="ru_RU" w:bidi="ru_RU"/>
         </w:rPr>
         <w:t xml:space="preserve">), а во Втором послании к Коринфянам Павел говорит о глубоком нравственном разложении, царившем в Коринфе (см. </w:t>
       </w:r>
-      <w:hyperlink r:id="rId21">
-        <w:r>
-          <w:rPr>
-            <w:lang w:val="ru_RU" w:bidi="ru_RU"/>
-          </w:rPr>
-          <w:rPr>
-            <w:color w:val="0000EE"/>
-            <w:u w:val="single"/>
-          </w:rPr>
-          <w:t>2Кор.6:14–17</w:t>
-        </w:r>
-      </w:hyperlink>
+      <w:r>
+        <w:rPr>
+          <w:lang w:val="ru_RU" w:bidi="ru_RU"/>
+        </w:rPr>
+        <w:t>2Кор.6:14–17</w:t>
+      </w:r>
       <w:r>
         <w:rPr>
           <w:lang w:val="ru_RU" w:bidi="ru_RU"/>
         </w:rPr>
         <w:t xml:space="preserve">; </w:t>
       </w:r>
-      <w:hyperlink r:id="rId22">
-        <w:r>
-          <w:rPr>
-            <w:lang w:val="ru_RU" w:bidi="ru_RU"/>
-          </w:rPr>
-          <w:rPr>
-            <w:color w:val="0000EE"/>
-            <w:u w:val="single"/>
-          </w:rPr>
-          <w:t>12:19–21</w:t>
-        </w:r>
-      </w:hyperlink>
+      <w:r>
+        <w:rPr>
+          <w:lang w:val="ru_RU" w:bidi="ru_RU"/>
+        </w:rPr>
+        <w:t>12:19–21</w:t>
+      </w:r>
       <w:r>
         <w:rPr>
           <w:lang w:val="ru_RU" w:bidi="ru_RU"/>
@@ -556,54 +496,36 @@
         </w:rPr>
         <w:t>Павел пришёл в Коринф, чтобы благовествовать там о Христе. По милости Божьей через служение Павла в этом городе появилась община верующих, которая начала быстро расти. Верующие, которых апостол считал своими детьми (</w:t>
       </w:r>
-      <w:hyperlink r:id="rId23">
-        <w:r>
-          <w:rPr>
-            <w:lang w:val="ru_RU" w:bidi="ru_RU"/>
-          </w:rPr>
-          <w:rPr>
-            <w:color w:val="0000EE"/>
-            <w:u w:val="single"/>
-          </w:rPr>
-          <w:t>6:13</w:t>
-        </w:r>
-      </w:hyperlink>
+      <w:r>
+        <w:rPr>
+          <w:lang w:val="ru_RU" w:bidi="ru_RU"/>
+        </w:rPr>
+        <w:t>6:13</w:t>
+      </w:r>
       <w:r>
         <w:rPr>
           <w:lang w:val="ru_RU" w:bidi="ru_RU"/>
         </w:rPr>
         <w:t xml:space="preserve">; </w:t>
       </w:r>
-      <w:hyperlink r:id="rId24">
-        <w:r>
-          <w:rPr>
-            <w:lang w:val="ru_RU" w:bidi="ru_RU"/>
-          </w:rPr>
-          <w:rPr>
-            <w:color w:val="0000EE"/>
-            <w:u w:val="single"/>
-          </w:rPr>
-          <w:t>12:14</w:t>
-        </w:r>
-      </w:hyperlink>
+      <w:r>
+        <w:rPr>
+          <w:lang w:val="ru_RU" w:bidi="ru_RU"/>
+        </w:rPr>
+        <w:t>12:14</w:t>
+      </w:r>
       <w:r>
         <w:rPr>
           <w:lang w:val="ru_RU" w:bidi="ru_RU"/>
         </w:rPr>
         <w:t xml:space="preserve">; </w:t>
       </w:r>
-      <w:hyperlink r:id="rId25">
-        <w:r>
-          <w:rPr>
-            <w:lang w:val="ru_RU" w:bidi="ru_RU"/>
-          </w:rPr>
-          <w:rPr>
-            <w:color w:val="0000EE"/>
-            <w:u w:val="single"/>
-          </w:rPr>
-          <w:t>1Кор.4:15</w:t>
-        </w:r>
-      </w:hyperlink>
+      <w:r>
+        <w:rPr>
+          <w:lang w:val="ru_RU" w:bidi="ru_RU"/>
+        </w:rPr>
+        <w:t>1Кор.4:15</w:t>
+      </w:r>
       <w:r>
         <w:rPr>
           <w:lang w:val="ru_RU" w:bidi="ru_RU"/>
@@ -622,18 +544,12 @@
         </w:rPr>
         <w:t>: «Кроме посторонних приключений, у меня ежедневно стечение людей, забота о всех церквах» (</w:t>
       </w:r>
-      <w:hyperlink r:id="rId26">
-        <w:r>
-          <w:rPr>
-            <w:lang w:val="ru_RU" w:bidi="ru_RU"/>
-          </w:rPr>
-          <w:rPr>
-            <w:color w:val="0000EE"/>
-            <w:u w:val="single"/>
-          </w:rPr>
-          <w:t>2Кор.11:23–28)</w:t>
-        </w:r>
-      </w:hyperlink>
+      <w:r>
+        <w:rPr>
+          <w:lang w:val="ru_RU" w:bidi="ru_RU"/>
+        </w:rPr>
+        <w:t>2Кор.11:23–28)</w:t>
+      </w:r>
       <w:r>
         <w:rPr>
           <w:lang w:val="ru_RU" w:bidi="ru_RU"/>
@@ -665,126 +581,84 @@
         </w:rPr>
         <w:t>Причиной написания данного послания стала необходимость ответить на нападки тех, кто подвергал сомнению апостольскую власть Павла, а также возникновение лжеучений. Итак, в первой половине Второго послания к Коринфянам (</w:t>
       </w:r>
-      <w:hyperlink r:id="rId27">
-        <w:r>
-          <w:rPr>
-            <w:lang w:val="ru_RU" w:bidi="ru_RU"/>
-          </w:rPr>
-          <w:rPr>
-            <w:color w:val="0000EE"/>
-            <w:u w:val="single"/>
-          </w:rPr>
-          <w:t>гл. 1–6</w:t>
-        </w:r>
-      </w:hyperlink>
+      <w:r>
+        <w:rPr>
+          <w:lang w:val="ru_RU" w:bidi="ru_RU"/>
+        </w:rPr>
+        <w:t>гл. 1–6</w:t>
+      </w:r>
       <w:r>
         <w:rPr>
           <w:lang w:val="ru_RU" w:bidi="ru_RU"/>
         </w:rPr>
         <w:t>) Павел излагает своё понимание христианского служения. Страдания ради Христа были неотъемлемой частью его служения (</w:t>
       </w:r>
-      <w:hyperlink r:id="rId28">
-        <w:r>
-          <w:rPr>
-            <w:lang w:val="ru_RU" w:bidi="ru_RU"/>
-          </w:rPr>
-          <w:rPr>
-            <w:color w:val="0000EE"/>
-            <w:u w:val="single"/>
-          </w:rPr>
-          <w:t>1:1–24</w:t>
-        </w:r>
-      </w:hyperlink>
+      <w:r>
+        <w:rPr>
+          <w:lang w:val="ru_RU" w:bidi="ru_RU"/>
+        </w:rPr>
+        <w:t>1:1–24</w:t>
+      </w:r>
       <w:r>
         <w:rPr>
           <w:lang w:val="ru_RU" w:bidi="ru_RU"/>
         </w:rPr>
         <w:t>), эти страдания казались Павлу ещё более суровыми, когда его ранили свои же братья по вере (</w:t>
       </w:r>
-      <w:hyperlink r:id="rId29">
-        <w:r>
-          <w:rPr>
-            <w:lang w:val="ru_RU" w:bidi="ru_RU"/>
-          </w:rPr>
-          <w:rPr>
-            <w:color w:val="0000EE"/>
-            <w:u w:val="single"/>
-          </w:rPr>
-          <w:t>2:1–17</w:t>
-        </w:r>
-      </w:hyperlink>
+      <w:r>
+        <w:rPr>
+          <w:lang w:val="ru_RU" w:bidi="ru_RU"/>
+        </w:rPr>
+        <w:t>2:1–17</w:t>
+      </w:r>
       <w:r>
         <w:rPr>
           <w:lang w:val="ru_RU" w:bidi="ru_RU"/>
         </w:rPr>
         <w:t>). Благая Весть даёт людям Божье спасение и жизнь в Святом Духе, заменяя обрядовость Ветхого Завета, но и уходя в неё своими корнями (</w:t>
       </w:r>
-      <w:hyperlink r:id="rId30">
-        <w:r>
-          <w:rPr>
-            <w:lang w:val="ru_RU" w:bidi="ru_RU"/>
-          </w:rPr>
-          <w:rPr>
-            <w:color w:val="0000EE"/>
-            <w:u w:val="single"/>
-          </w:rPr>
-          <w:t>3:1–18</w:t>
-        </w:r>
-      </w:hyperlink>
+      <w:r>
+        <w:rPr>
+          <w:lang w:val="ru_RU" w:bidi="ru_RU"/>
+        </w:rPr>
+        <w:t>3:1–18</w:t>
+      </w:r>
       <w:r>
         <w:rPr>
           <w:lang w:val="ru_RU" w:bidi="ru_RU"/>
         </w:rPr>
         <w:t>). Сила Благой Вести проявляется через слабость Его слуг (</w:t>
       </w:r>
-      <w:hyperlink r:id="rId31">
-        <w:r>
-          <w:rPr>
-            <w:lang w:val="ru_RU" w:bidi="ru_RU"/>
-          </w:rPr>
-          <w:rPr>
-            <w:color w:val="0000EE"/>
-            <w:u w:val="single"/>
-          </w:rPr>
-          <w:t>4:1–18</w:t>
-        </w:r>
-      </w:hyperlink>
+      <w:r>
+        <w:rPr>
+          <w:lang w:val="ru_RU" w:bidi="ru_RU"/>
+        </w:rPr>
+        <w:t>4:1–18</w:t>
+      </w:r>
       <w:r>
         <w:rPr>
           <w:lang w:val="ru_RU" w:bidi="ru_RU"/>
         </w:rPr>
         <w:t>) и сосредоточена на смерти Божьего Сына, которая вернула благоволение Бога к нам (</w:t>
       </w:r>
-      <w:hyperlink r:id="rId32">
-        <w:r>
-          <w:rPr>
-            <w:lang w:val="ru_RU" w:bidi="ru_RU"/>
-          </w:rPr>
-          <w:rPr>
-            <w:color w:val="0000EE"/>
-            <w:u w:val="single"/>
-          </w:rPr>
-          <w:t>5:1–21</w:t>
-        </w:r>
-      </w:hyperlink>
+      <w:r>
+        <w:rPr>
+          <w:lang w:val="ru_RU" w:bidi="ru_RU"/>
+        </w:rPr>
+        <w:t>5:1–21</w:t>
+      </w:r>
       <w:r>
         <w:rPr>
           <w:lang w:val="ru_RU" w:bidi="ru_RU"/>
         </w:rPr>
         <w:t>). Жизнь христианина характеризуется верностью и самоотверженностью, которые отличают верующих от этого злого мира (</w:t>
       </w:r>
-      <w:hyperlink r:id="rId33">
-        <w:r>
-          <w:rPr>
-            <w:lang w:val="ru_RU" w:bidi="ru_RU"/>
-          </w:rPr>
-          <w:rPr>
-            <w:color w:val="0000EE"/>
-            <w:u w:val="single"/>
-          </w:rPr>
-          <w:t>6:1–18</w:t>
-        </w:r>
-      </w:hyperlink>
+      <w:r>
+        <w:rPr>
+          <w:lang w:val="ru_RU" w:bidi="ru_RU"/>
+        </w:rPr>
+        <w:t>6:1–18</w:t>
+      </w:r>
       <w:r>
         <w:rPr>
           <w:lang w:val="ru_RU" w:bidi="ru_RU"/>
@@ -805,72 +679,48 @@
         </w:rPr>
         <w:t>Во второй части своего послания (</w:t>
       </w:r>
-      <w:hyperlink r:id="rId34">
-        <w:r>
-          <w:rPr>
-            <w:lang w:val="ru_RU" w:bidi="ru_RU"/>
-          </w:rPr>
-          <w:rPr>
-            <w:color w:val="0000EE"/>
-            <w:u w:val="single"/>
-          </w:rPr>
-          <w:t>гл. 7–13</w:t>
-        </w:r>
-      </w:hyperlink>
+      <w:r>
+        <w:rPr>
+          <w:lang w:val="ru_RU" w:bidi="ru_RU"/>
+        </w:rPr>
+        <w:t>гл. 7–13</w:t>
+      </w:r>
       <w:r>
         <w:rPr>
           <w:lang w:val="ru_RU" w:bidi="ru_RU"/>
         </w:rPr>
         <w:t>) Павел объясняет причины, побудившие его написать коринфянам (</w:t>
       </w:r>
-      <w:hyperlink r:id="rId35">
-        <w:r>
-          <w:rPr>
-            <w:lang w:val="ru_RU" w:bidi="ru_RU"/>
-          </w:rPr>
-          <w:rPr>
-            <w:color w:val="0000EE"/>
-            <w:u w:val="single"/>
-          </w:rPr>
-          <w:t>7:1–16</w:t>
-        </w:r>
-      </w:hyperlink>
+      <w:r>
+        <w:rPr>
+          <w:lang w:val="ru_RU" w:bidi="ru_RU"/>
+        </w:rPr>
+        <w:t>7:1–16</w:t>
+      </w:r>
       <w:r>
         <w:rPr>
           <w:lang w:val="ru_RU" w:bidi="ru_RU"/>
         </w:rPr>
         <w:t>), раскрывает принципы даяния и управления пожертвованиями, собранными для Иерусалимской церкви (</w:t>
       </w:r>
-      <w:hyperlink r:id="rId36">
-        <w:r>
-          <w:rPr>
-            <w:lang w:val="ru_RU" w:bidi="ru_RU"/>
-          </w:rPr>
-          <w:rPr>
-            <w:color w:val="0000EE"/>
-            <w:u w:val="single"/>
-          </w:rPr>
-          <w:t>8:1–9:15</w:t>
-        </w:r>
-      </w:hyperlink>
+      <w:r>
+        <w:rPr>
+          <w:lang w:val="ru_RU" w:bidi="ru_RU"/>
+        </w:rPr>
+        <w:t>8:1–9:15</w:t>
+      </w:r>
       <w:r>
         <w:rPr>
           <w:lang w:val="ru_RU" w:bidi="ru_RU"/>
         </w:rPr>
         <w:t>), и ревностно защищает своё служение как апостола перед теми, кто пытается пренебречь важностью его служения из-за его немощей (</w:t>
       </w:r>
-      <w:hyperlink r:id="rId37">
-        <w:r>
-          <w:rPr>
-            <w:lang w:val="ru_RU" w:bidi="ru_RU"/>
-          </w:rPr>
-          <w:rPr>
-            <w:color w:val="0000EE"/>
-            <w:u w:val="single"/>
-          </w:rPr>
-          <w:t>гл. 10–13</w:t>
-        </w:r>
-      </w:hyperlink>
+      <w:r>
+        <w:rPr>
+          <w:lang w:val="ru_RU" w:bidi="ru_RU"/>
+        </w:rPr>
+        <w:t>гл. 10–13</w:t>
+      </w:r>
       <w:r>
         <w:rPr>
           <w:lang w:val="ru_RU" w:bidi="ru_RU"/>
@@ -914,18 +764,12 @@
         </w:rPr>
         <w:t xml:space="preserve"> </w:t>
       </w:r>
-      <w:hyperlink r:id="rId38">
-        <w:r>
-          <w:rPr>
-            <w:lang w:val="ru_RU" w:bidi="ru_RU"/>
-          </w:rPr>
-          <w:rPr>
-            <w:color w:val="0000EE"/>
-            <w:u w:val="single"/>
-          </w:rPr>
-          <w:t>6:14–7:1</w:t>
-        </w:r>
-      </w:hyperlink>
+      <w:r>
+        <w:rPr>
+          <w:lang w:val="ru_RU" w:bidi="ru_RU"/>
+        </w:rPr>
+        <w:t>6:14–7:1</w:t>
+      </w:r>
       <w:r>
         <w:rPr>
           <w:lang w:val="ru_RU" w:bidi="ru_RU"/>
@@ -963,18 +807,12 @@
         </w:rPr>
         <w:t xml:space="preserve">Первое послание к Коринфянам было написано апостолом Павлом во время его двух-трёхлетнего пребывания в Ефесе (примерно с 53 по 56 гг. н.э.), которое он отправил в коринфскую церковь через Тимофея (см. </w:t>
       </w:r>
-      <w:hyperlink r:id="rId39">
-        <w:r>
-          <w:rPr>
-            <w:lang w:val="ru_RU" w:bidi="ru_RU"/>
-          </w:rPr>
-          <w:rPr>
-            <w:color w:val="0000EE"/>
-            <w:u w:val="single"/>
-          </w:rPr>
-          <w:t>1Кор.16:10–11</w:t>
-        </w:r>
-      </w:hyperlink>
+      <w:r>
+        <w:rPr>
+          <w:lang w:val="ru_RU" w:bidi="ru_RU"/>
+        </w:rPr>
+        <w:t>1Кор.16:10–11</w:t>
+      </w:r>
       <w:r>
         <w:rPr>
           <w:lang w:val="ru_RU" w:bidi="ru_RU"/>
@@ -993,36 +831,24 @@
         </w:rPr>
         <w:t xml:space="preserve">). По всей видимости, Первое послание к Коринфянам не было принято верующими должным образом, и некоторые из коринфян начали сомневаться в апостольской власти Павла. Об этом сомнении уже намекалось в </w:t>
       </w:r>
-      <w:hyperlink r:id="rId40">
-        <w:r>
-          <w:rPr>
-            <w:lang w:val="ru_RU" w:bidi="ru_RU"/>
-          </w:rPr>
-          <w:rPr>
-            <w:color w:val="0000EE"/>
-            <w:u w:val="single"/>
-          </w:rPr>
-          <w:t>1Кор.4:18–21</w:t>
-        </w:r>
-      </w:hyperlink>
+      <w:r>
+        <w:rPr>
+          <w:lang w:val="ru_RU" w:bidi="ru_RU"/>
+        </w:rPr>
+        <w:t>1Кор.4:18–21</w:t>
+      </w:r>
       <w:r>
         <w:rPr>
           <w:lang w:val="ru_RU" w:bidi="ru_RU"/>
         </w:rPr>
         <w:t>, но теперь оно стало выражаться в более явной и агрессивной манере. Поэтому Павел решил из Ефеса отправиться в Коринф (</w:t>
       </w:r>
-      <w:hyperlink r:id="rId41">
-        <w:r>
-          <w:rPr>
-            <w:lang w:val="ru_RU" w:bidi="ru_RU"/>
-          </w:rPr>
-          <w:rPr>
-            <w:color w:val="0000EE"/>
-            <w:u w:val="single"/>
-          </w:rPr>
-          <w:t>2Кор.2:1</w:t>
-        </w:r>
-      </w:hyperlink>
+      <w:r>
+        <w:rPr>
+          <w:lang w:val="ru_RU" w:bidi="ru_RU"/>
+        </w:rPr>
+        <w:t>2Кор.2:1</w:t>
+      </w:r>
       <w:r>
         <w:rPr>
           <w:lang w:val="ru_RU" w:bidi="ru_RU"/>
@@ -1041,36 +867,24 @@
         </w:rPr>
         <w:t xml:space="preserve"> и отправил его с Титом в Коринф (</w:t>
       </w:r>
-      <w:hyperlink r:id="rId42">
-        <w:r>
-          <w:rPr>
-            <w:lang w:val="ru_RU" w:bidi="ru_RU"/>
-          </w:rPr>
-          <w:rPr>
-            <w:color w:val="0000EE"/>
-            <w:u w:val="single"/>
-          </w:rPr>
-          <w:t>2:3–13</w:t>
-        </w:r>
-      </w:hyperlink>
+      <w:r>
+        <w:rPr>
+          <w:lang w:val="ru_RU" w:bidi="ru_RU"/>
+        </w:rPr>
+        <w:t>2:3–13</w:t>
+      </w:r>
       <w:r>
         <w:rPr>
           <w:lang w:val="ru_RU" w:bidi="ru_RU"/>
         </w:rPr>
         <w:t>). Это письмо, которое было утеряно, дало положительный результат, и члены коринфской церкви покаялись (</w:t>
       </w:r>
-      <w:hyperlink r:id="rId43">
-        <w:r>
-          <w:rPr>
-            <w:lang w:val="ru_RU" w:bidi="ru_RU"/>
-          </w:rPr>
-          <w:rPr>
-            <w:color w:val="0000EE"/>
-            <w:u w:val="single"/>
-          </w:rPr>
-          <w:t>7:8–10</w:t>
-        </w:r>
-      </w:hyperlink>
+      <w:r>
+        <w:rPr>
+          <w:lang w:val="ru_RU" w:bidi="ru_RU"/>
+        </w:rPr>
+        <w:t>7:8–10</w:t>
+      </w:r>
       <w:r>
         <w:rPr>
           <w:lang w:val="ru_RU" w:bidi="ru_RU"/>
@@ -1091,162 +905,108 @@
         </w:rPr>
         <w:t>Тем временем Павел после тяжёлых испытаний ушёл из Ефеса (</w:t>
       </w:r>
-      <w:hyperlink r:id="rId44">
-        <w:r>
-          <w:rPr>
-            <w:lang w:val="ru_RU" w:bidi="ru_RU"/>
-          </w:rPr>
-          <w:rPr>
-            <w:color w:val="0000EE"/>
-            <w:u w:val="single"/>
-          </w:rPr>
-          <w:t>Деян.19:23–41</w:t>
-        </w:r>
-      </w:hyperlink>
+      <w:r>
+        <w:rPr>
+          <w:lang w:val="ru_RU" w:bidi="ru_RU"/>
+        </w:rPr>
+        <w:t>Деян.19:23–41</w:t>
+      </w:r>
       <w:r>
         <w:rPr>
           <w:lang w:val="ru_RU" w:bidi="ru_RU"/>
         </w:rPr>
         <w:t xml:space="preserve">; ср. </w:t>
       </w:r>
-      <w:hyperlink r:id="rId45">
-        <w:r>
-          <w:rPr>
-            <w:lang w:val="ru_RU" w:bidi="ru_RU"/>
-          </w:rPr>
-          <w:rPr>
-            <w:color w:val="0000EE"/>
-            <w:u w:val="single"/>
-          </w:rPr>
-          <w:t>1:8–11</w:t>
-        </w:r>
-      </w:hyperlink>
+      <w:r>
+        <w:rPr>
+          <w:lang w:val="ru_RU" w:bidi="ru_RU"/>
+        </w:rPr>
+        <w:t>1:8–11</w:t>
+      </w:r>
       <w:r>
         <w:rPr>
           <w:lang w:val="ru_RU" w:bidi="ru_RU"/>
         </w:rPr>
         <w:t xml:space="preserve">; </w:t>
       </w:r>
-      <w:hyperlink r:id="rId46">
-        <w:r>
-          <w:rPr>
-            <w:lang w:val="ru_RU" w:bidi="ru_RU"/>
-          </w:rPr>
-          <w:rPr>
-            <w:color w:val="0000EE"/>
-            <w:u w:val="single"/>
-          </w:rPr>
-          <w:t>4:8–15</w:t>
-        </w:r>
-      </w:hyperlink>
+      <w:r>
+        <w:rPr>
+          <w:lang w:val="ru_RU" w:bidi="ru_RU"/>
+        </w:rPr>
+        <w:t>4:8–15</w:t>
+      </w:r>
       <w:r>
         <w:rPr>
           <w:lang w:val="ru_RU" w:bidi="ru_RU"/>
         </w:rPr>
         <w:t xml:space="preserve">; </w:t>
       </w:r>
-      <w:hyperlink r:id="rId47">
-        <w:r>
-          <w:rPr>
-            <w:lang w:val="ru_RU" w:bidi="ru_RU"/>
-          </w:rPr>
-          <w:rPr>
-            <w:color w:val="0000EE"/>
-            <w:u w:val="single"/>
-          </w:rPr>
-          <w:t>6:4–10</w:t>
-        </w:r>
-      </w:hyperlink>
+      <w:r>
+        <w:rPr>
+          <w:lang w:val="ru_RU" w:bidi="ru_RU"/>
+        </w:rPr>
+        <w:t>6:4–10</w:t>
+      </w:r>
       <w:r>
         <w:rPr>
           <w:lang w:val="ru_RU" w:bidi="ru_RU"/>
         </w:rPr>
         <w:t>) и отправился в Македонию (</w:t>
       </w:r>
-      <w:hyperlink r:id="rId48">
-        <w:r>
-          <w:rPr>
-            <w:lang w:val="ru_RU" w:bidi="ru_RU"/>
-          </w:rPr>
-          <w:rPr>
-            <w:color w:val="0000EE"/>
-            <w:u w:val="single"/>
-          </w:rPr>
-          <w:t>Деян.20:1</w:t>
-        </w:r>
-      </w:hyperlink>
+      <w:r>
+        <w:rPr>
+          <w:lang w:val="ru_RU" w:bidi="ru_RU"/>
+        </w:rPr>
+        <w:t>Деян.20:1</w:t>
+      </w:r>
       <w:r>
         <w:rPr>
           <w:lang w:val="ru_RU" w:bidi="ru_RU"/>
         </w:rPr>
         <w:t>). В Македонии Павел встретил Тита, который прибыл из Коринфа. Тит передал Павлу радостную новость о покаянии коринфян (</w:t>
       </w:r>
-      <w:hyperlink r:id="rId49">
-        <w:r>
-          <w:rPr>
-            <w:lang w:val="ru_RU" w:bidi="ru_RU"/>
-          </w:rPr>
-          <w:rPr>
-            <w:color w:val="0000EE"/>
-            <w:u w:val="single"/>
-          </w:rPr>
-          <w:t>2Кор.7:5–7</w:t>
-        </w:r>
-      </w:hyperlink>
+      <w:r>
+        <w:rPr>
+          <w:lang w:val="ru_RU" w:bidi="ru_RU"/>
+        </w:rPr>
+        <w:t>2Кор.7:5–7</w:t>
+      </w:r>
       <w:r>
         <w:rPr>
           <w:lang w:val="ru_RU" w:bidi="ru_RU"/>
         </w:rPr>
         <w:t>). В ответ на принесённую Титом весть Павел написал своё письмо, известное как Второе послание к Коринфянам (около 56 г. н.э.), и отправил его в Коринф с Титом (</w:t>
       </w:r>
-      <w:hyperlink r:id="rId50">
-        <w:r>
-          <w:rPr>
-            <w:lang w:val="ru_RU" w:bidi="ru_RU"/>
-          </w:rPr>
-          <w:rPr>
-            <w:color w:val="0000EE"/>
-            <w:u w:val="single"/>
-          </w:rPr>
-          <w:t>8:6</w:t>
-        </w:r>
-      </w:hyperlink>
+      <w:r>
+        <w:rPr>
+          <w:lang w:val="ru_RU" w:bidi="ru_RU"/>
+        </w:rPr>
+        <w:t>8:6</w:t>
+      </w:r>
       <w:r>
         <w:rPr>
           <w:lang w:val="ru_RU" w:bidi="ru_RU"/>
         </w:rPr>
         <w:t xml:space="preserve">, </w:t>
       </w:r>
-      <w:hyperlink r:id="rId51">
-        <w:r>
-          <w:rPr>
-            <w:lang w:val="ru_RU" w:bidi="ru_RU"/>
-          </w:rPr>
-          <w:rPr>
-            <w:color w:val="0000EE"/>
-            <w:u w:val="single"/>
-          </w:rPr>
-          <w:t>16–19</w:t>
-        </w:r>
-      </w:hyperlink>
+      <w:r>
+        <w:rPr>
+          <w:lang w:val="ru_RU" w:bidi="ru_RU"/>
+        </w:rPr>
+        <w:t>16–19</w:t>
+      </w:r>
       <w:r>
         <w:rPr>
           <w:lang w:val="ru_RU" w:bidi="ru_RU"/>
         </w:rPr>
         <w:t xml:space="preserve">). Потом Павел лично прибыл в Коринф и пробыл там три месяца (см. </w:t>
       </w:r>
-      <w:hyperlink r:id="rId52">
-        <w:r>
-          <w:rPr>
-            <w:lang w:val="ru_RU" w:bidi="ru_RU"/>
-          </w:rPr>
-          <w:rPr>
-            <w:color w:val="0000EE"/>
-            <w:u w:val="single"/>
-          </w:rPr>
-          <w:t>Деян.20:1–3</w:t>
-        </w:r>
-      </w:hyperlink>
+      <w:r>
+        <w:rPr>
+          <w:lang w:val="ru_RU" w:bidi="ru_RU"/>
+        </w:rPr>
+        <w:t>Деян.20:1–3</w:t>
+      </w:r>
       <w:r>
         <w:rPr>
           <w:lang w:val="ru_RU" w:bidi="ru_RU"/>
@@ -1286,126 +1046,84 @@
           <w:lang w:val="ru_RU" w:bidi="ru_RU"/>
         </w:rPr>
       </w:r>
-      <w:hyperlink r:id="rId38">
-        <w:r>
-          <w:rPr>
-            <w:lang w:val="ru_RU" w:bidi="ru_RU"/>
-          </w:rPr>
-          <w:rPr>
-            <w:color w:val="0000EE"/>
-            <w:u w:val="single"/>
-          </w:rPr>
-          <w:t xml:space="preserve">2Кор.6:14–7:1. </w:t>
-        </w:r>
-      </w:hyperlink>
+      <w:r>
+        <w:rPr>
+          <w:lang w:val="ru_RU" w:bidi="ru_RU"/>
+        </w:rPr>
+        <w:t xml:space="preserve">2Кор.6:14–7:1. </w:t>
+      </w:r>
       <w:r>
         <w:rPr>
           <w:lang w:val="ru_RU" w:bidi="ru_RU"/>
         </w:rPr>
         <w:t xml:space="preserve">В </w:t>
       </w:r>
-      <w:hyperlink r:id="rId53">
-        <w:r>
-          <w:rPr>
-            <w:lang w:val="ru_RU" w:bidi="ru_RU"/>
-          </w:rPr>
-          <w:rPr>
-            <w:color w:val="0000EE"/>
-            <w:u w:val="single"/>
-          </w:rPr>
-          <w:t>1Кор.5:9</w:t>
-        </w:r>
-      </w:hyperlink>
+      <w:r>
+        <w:rPr>
+          <w:lang w:val="ru_RU" w:bidi="ru_RU"/>
+        </w:rPr>
+        <w:t>1Кор.5:9</w:t>
+      </w:r>
       <w:r>
         <w:rPr>
           <w:lang w:val="ru_RU" w:bidi="ru_RU"/>
         </w:rPr>
         <w:t xml:space="preserve"> Павел упоминает письмо, которое он ранее отправлял в Коринф, где обсуждал вопрос о том, как нужно поступать с развратными людьми. Хотя то письмо было потеряно, некоторые исследователи считают, что, по крайней мере, часть его сохранилась в виде </w:t>
       </w:r>
-      <w:hyperlink r:id="rId38">
-        <w:r>
-          <w:rPr>
-            <w:lang w:val="ru_RU" w:bidi="ru_RU"/>
-          </w:rPr>
-          <w:rPr>
-            <w:color w:val="0000EE"/>
-            <w:u w:val="single"/>
-          </w:rPr>
-          <w:t>2Кор.6:14–7:1</w:t>
-        </w:r>
-      </w:hyperlink>
+      <w:r>
+        <w:rPr>
+          <w:lang w:val="ru_RU" w:bidi="ru_RU"/>
+        </w:rPr>
+        <w:t>2Кор.6:14–7:1</w:t>
+      </w:r>
       <w:r>
         <w:rPr>
           <w:lang w:val="ru_RU" w:bidi="ru_RU"/>
         </w:rPr>
         <w:t xml:space="preserve">, где рассматривается аналогичная тема. Если отрывок </w:t>
       </w:r>
-      <w:hyperlink r:id="rId38">
-        <w:r>
-          <w:rPr>
-            <w:lang w:val="ru_RU" w:bidi="ru_RU"/>
-          </w:rPr>
-          <w:rPr>
-            <w:color w:val="0000EE"/>
-            <w:u w:val="single"/>
-          </w:rPr>
-          <w:t>6:14–7:1</w:t>
-        </w:r>
-      </w:hyperlink>
+      <w:r>
+        <w:rPr>
+          <w:lang w:val="ru_RU" w:bidi="ru_RU"/>
+        </w:rPr>
+        <w:t>6:14–7:1</w:t>
+      </w:r>
       <w:r>
         <w:rPr>
           <w:lang w:val="ru_RU" w:bidi="ru_RU"/>
         </w:rPr>
         <w:t xml:space="preserve"> действительно является частью более раннего послания, то это может объяснить, почему он кажется вставленным в рассуждение, где мысль могла бы логично перетекать из </w:t>
       </w:r>
-      <w:hyperlink r:id="rId23">
-        <w:r>
-          <w:rPr>
-            <w:lang w:val="ru_RU" w:bidi="ru_RU"/>
-          </w:rPr>
-          <w:rPr>
-            <w:color w:val="0000EE"/>
-            <w:u w:val="single"/>
-          </w:rPr>
-          <w:t>6:13</w:t>
-        </w:r>
-      </w:hyperlink>
+      <w:r>
+        <w:rPr>
+          <w:lang w:val="ru_RU" w:bidi="ru_RU"/>
+        </w:rPr>
+        <w:t>6:13</w:t>
+      </w:r>
       <w:r>
         <w:rPr>
           <w:lang w:val="ru_RU" w:bidi="ru_RU"/>
         </w:rPr>
         <w:t xml:space="preserve"> в </w:t>
       </w:r>
-      <w:hyperlink r:id="rId54">
-        <w:r>
-          <w:rPr>
-            <w:lang w:val="ru_RU" w:bidi="ru_RU"/>
-          </w:rPr>
-          <w:rPr>
-            <w:color w:val="0000EE"/>
-            <w:u w:val="single"/>
-          </w:rPr>
-          <w:t>7:2</w:t>
-        </w:r>
-      </w:hyperlink>
+      <w:r>
+        <w:rPr>
+          <w:lang w:val="ru_RU" w:bidi="ru_RU"/>
+        </w:rPr>
+        <w:t>7:2</w:t>
+      </w:r>
       <w:r>
         <w:rPr>
           <w:lang w:val="ru_RU" w:bidi="ru_RU"/>
         </w:rPr>
         <w:t xml:space="preserve">. С другой стороны, Павел часто отступал от темы при написании своих писем, поэтому, возможно, что </w:t>
       </w:r>
-      <w:hyperlink r:id="rId38">
-        <w:r>
-          <w:rPr>
-            <w:lang w:val="ru_RU" w:bidi="ru_RU"/>
-          </w:rPr>
-          <w:rPr>
-            <w:color w:val="0000EE"/>
-            <w:u w:val="single"/>
-          </w:rPr>
-          <w:t>6:14–7:1</w:t>
-        </w:r>
-      </w:hyperlink>
+      <w:r>
+        <w:rPr>
+          <w:lang w:val="ru_RU" w:bidi="ru_RU"/>
+        </w:rPr>
+        <w:t>6:14–7:1</w:t>
+      </w:r>
       <w:r>
         <w:rPr>
           <w:lang w:val="ru_RU" w:bidi="ru_RU"/>
@@ -1420,270 +1138,180 @@
           <w:lang w:val="ru_RU" w:bidi="ru_RU"/>
         </w:rPr>
       </w:r>
-      <w:hyperlink r:id="rId37">
-        <w:r>
-          <w:rPr>
-            <w:lang w:val="ru_RU" w:bidi="ru_RU"/>
-          </w:rPr>
-          <w:rPr>
-            <w:color w:val="0000EE"/>
-            <w:u w:val="single"/>
-          </w:rPr>
-          <w:t>2Кор.10:1–13:14</w:t>
-        </w:r>
-      </w:hyperlink>
+      <w:r>
+        <w:rPr>
+          <w:lang w:val="ru_RU" w:bidi="ru_RU"/>
+        </w:rPr>
+        <w:t>2Кор.10:1–13:14</w:t>
+      </w:r>
       <w:r>
         <w:rPr>
           <w:lang w:val="ru_RU" w:bidi="ru_RU"/>
         </w:rPr>
         <w:t xml:space="preserve">. Последние четыре главы Второго послания к Коринфянам представляют собой загадку. Тон этих глав возмущённый и ироничный. Некоторые считают их частью письма «со слезами» Павла (см. </w:t>
       </w:r>
-      <w:hyperlink r:id="rId55">
-        <w:r>
-          <w:rPr>
-            <w:lang w:val="ru_RU" w:bidi="ru_RU"/>
-          </w:rPr>
-          <w:rPr>
-            <w:color w:val="0000EE"/>
-            <w:u w:val="single"/>
-          </w:rPr>
-          <w:t>7:8</w:t>
-        </w:r>
-      </w:hyperlink>
+      <w:r>
+        <w:rPr>
+          <w:lang w:val="ru_RU" w:bidi="ru_RU"/>
+        </w:rPr>
+        <w:t>7:8</w:t>
+      </w:r>
       <w:r>
         <w:rPr>
           <w:lang w:val="ru_RU" w:bidi="ru_RU"/>
         </w:rPr>
         <w:t>), но это маловероятно, так как коринфяне ответили на то его письмо покаянием (</w:t>
       </w:r>
-      <w:hyperlink r:id="rId56">
-        <w:r>
-          <w:rPr>
-            <w:lang w:val="ru_RU" w:bidi="ru_RU"/>
-          </w:rPr>
-          <w:rPr>
-            <w:color w:val="0000EE"/>
-            <w:u w:val="single"/>
-          </w:rPr>
-          <w:t>7:9</w:t>
-        </w:r>
-      </w:hyperlink>
+      <w:r>
+        <w:rPr>
+          <w:lang w:val="ru_RU" w:bidi="ru_RU"/>
+        </w:rPr>
+        <w:t>7:9</w:t>
+      </w:r>
       <w:r>
         <w:rPr>
           <w:lang w:val="ru_RU" w:bidi="ru_RU"/>
         </w:rPr>
         <w:t xml:space="preserve">). Было бы логичнее предположить, что </w:t>
       </w:r>
-      <w:hyperlink r:id="rId37">
-        <w:r>
-          <w:rPr>
-            <w:lang w:val="ru_RU" w:bidi="ru_RU"/>
-          </w:rPr>
-          <w:rPr>
-            <w:color w:val="0000EE"/>
-            <w:u w:val="single"/>
-          </w:rPr>
-          <w:t xml:space="preserve">10–13 главы </w:t>
-        </w:r>
-      </w:hyperlink>
+      <w:r>
+        <w:rPr>
+          <w:lang w:val="ru_RU" w:bidi="ru_RU"/>
+        </w:rPr>
+        <w:t xml:space="preserve">10–13 главы </w:t>
+      </w:r>
       <w:r>
         <w:rPr>
           <w:lang w:val="ru_RU" w:bidi="ru_RU"/>
         </w:rPr>
         <w:t xml:space="preserve">были написаны гораздо позже </w:t>
       </w:r>
-      <w:hyperlink r:id="rId57">
-        <w:r>
-          <w:rPr>
-            <w:lang w:val="ru_RU" w:bidi="ru_RU"/>
-          </w:rPr>
-          <w:rPr>
-            <w:color w:val="0000EE"/>
-            <w:u w:val="single"/>
-          </w:rPr>
-          <w:t>1–9 глав.</w:t>
-        </w:r>
-      </w:hyperlink>
+      <w:r>
+        <w:rPr>
+          <w:lang w:val="ru_RU" w:bidi="ru_RU"/>
+        </w:rPr>
+        <w:t>1–9 глав.</w:t>
+      </w:r>
       <w:r>
         <w:rPr>
           <w:lang w:val="ru_RU" w:bidi="ru_RU"/>
         </w:rPr>
         <w:t xml:space="preserve"> В них апостол Павел обсуждает новые проблемы, возникшие после проникновения лжеучения в коринфскую церковь (ср. </w:t>
       </w:r>
-      <w:hyperlink r:id="rId58">
-        <w:r>
-          <w:rPr>
-            <w:lang w:val="ru_RU" w:bidi="ru_RU"/>
-          </w:rPr>
-          <w:rPr>
-            <w:color w:val="0000EE"/>
-            <w:u w:val="single"/>
-          </w:rPr>
-          <w:t>11:4</w:t>
-        </w:r>
-      </w:hyperlink>
+      <w:r>
+        <w:rPr>
+          <w:lang w:val="ru_RU" w:bidi="ru_RU"/>
+        </w:rPr>
+        <w:t>11:4</w:t>
+      </w:r>
       <w:r>
         <w:rPr>
           <w:lang w:val="ru_RU" w:bidi="ru_RU"/>
         </w:rPr>
         <w:t>,</w:t>
       </w:r>
-      <w:hyperlink r:id="rId59">
-        <w:r>
-          <w:rPr>
-            <w:lang w:val="ru_RU" w:bidi="ru_RU"/>
-          </w:rPr>
-          <w:rPr>
-            <w:color w:val="0000EE"/>
-            <w:u w:val="single"/>
-          </w:rPr>
-          <w:t>12–15</w:t>
-        </w:r>
-      </w:hyperlink>
+      <w:r>
+        <w:rPr>
+          <w:lang w:val="ru_RU" w:bidi="ru_RU"/>
+        </w:rPr>
+        <w:t>12–15</w:t>
+      </w:r>
       <w:r>
         <w:rPr>
           <w:lang w:val="ru_RU" w:bidi="ru_RU"/>
         </w:rPr>
         <w:t xml:space="preserve">). Коринфяне радушно приняли лжеучителей, которые не замедлили напомнить христианам об их старых ранах и даже сделали предположение, что Павел не был ни истинным апостолом, ни последователем Христа (см. </w:t>
       </w:r>
-      <w:hyperlink r:id="rId60">
-        <w:r>
-          <w:rPr>
-            <w:lang w:val="ru_RU" w:bidi="ru_RU"/>
-          </w:rPr>
-          <w:rPr>
-            <w:color w:val="0000EE"/>
-            <w:u w:val="single"/>
-          </w:rPr>
-          <w:t>10:7</w:t>
-        </w:r>
-      </w:hyperlink>
+      <w:r>
+        <w:rPr>
+          <w:lang w:val="ru_RU" w:bidi="ru_RU"/>
+        </w:rPr>
+        <w:t>10:7</w:t>
+      </w:r>
       <w:r>
         <w:rPr>
           <w:lang w:val="ru_RU" w:bidi="ru_RU"/>
         </w:rPr>
         <w:t xml:space="preserve">, </w:t>
       </w:r>
-      <w:hyperlink r:id="rId61">
-        <w:r>
-          <w:rPr>
-            <w:lang w:val="ru_RU" w:bidi="ru_RU"/>
-          </w:rPr>
-          <w:rPr>
-            <w:color w:val="0000EE"/>
-            <w:u w:val="single"/>
-          </w:rPr>
-          <w:t>10</w:t>
-        </w:r>
-      </w:hyperlink>
+      <w:r>
+        <w:rPr>
+          <w:lang w:val="ru_RU" w:bidi="ru_RU"/>
+        </w:rPr>
+        <w:t>10</w:t>
+      </w:r>
       <w:r>
         <w:rPr>
           <w:lang w:val="ru_RU" w:bidi="ru_RU"/>
         </w:rPr>
         <w:t xml:space="preserve">; </w:t>
       </w:r>
-      <w:hyperlink r:id="rId62">
-        <w:r>
-          <w:rPr>
-            <w:lang w:val="ru_RU" w:bidi="ru_RU"/>
-          </w:rPr>
-          <w:rPr>
-            <w:color w:val="0000EE"/>
-            <w:u w:val="single"/>
-          </w:rPr>
-          <w:t>11:5</w:t>
-        </w:r>
-      </w:hyperlink>
+      <w:r>
+        <w:rPr>
+          <w:lang w:val="ru_RU" w:bidi="ru_RU"/>
+        </w:rPr>
+        <w:t>11:5</w:t>
+      </w:r>
       <w:r>
         <w:rPr>
           <w:lang w:val="ru_RU" w:bidi="ru_RU"/>
         </w:rPr>
         <w:t xml:space="preserve">; </w:t>
       </w:r>
-      <w:hyperlink r:id="rId63">
-        <w:r>
-          <w:rPr>
-            <w:lang w:val="ru_RU" w:bidi="ru_RU"/>
-          </w:rPr>
-          <w:rPr>
-            <w:color w:val="0000EE"/>
-            <w:u w:val="single"/>
-          </w:rPr>
-          <w:t>12:11</w:t>
-        </w:r>
-      </w:hyperlink>
+      <w:r>
+        <w:rPr>
+          <w:lang w:val="ru_RU" w:bidi="ru_RU"/>
+        </w:rPr>
+        <w:t>12:11</w:t>
+      </w:r>
       <w:r>
         <w:rPr>
           <w:lang w:val="ru_RU" w:bidi="ru_RU"/>
         </w:rPr>
         <w:t xml:space="preserve">). Когда Павел почувствовал опасность, он написал горячее послание, наполненное резкими выражениями, обличительными словами, иронией и словами самозащиты. Кульминацией </w:t>
       </w:r>
-      <w:hyperlink r:id="rId37">
-        <w:r>
-          <w:rPr>
-            <w:lang w:val="ru_RU" w:bidi="ru_RU"/>
-          </w:rPr>
-          <w:rPr>
-            <w:color w:val="0000EE"/>
-            <w:u w:val="single"/>
-          </w:rPr>
-          <w:t>10–13 глав</w:t>
-        </w:r>
-      </w:hyperlink>
+      <w:r>
+        <w:rPr>
+          <w:lang w:val="ru_RU" w:bidi="ru_RU"/>
+        </w:rPr>
+        <w:t>10–13 глав</w:t>
+      </w:r>
       <w:r>
         <w:rPr>
           <w:lang w:val="ru_RU" w:bidi="ru_RU"/>
         </w:rPr>
         <w:t xml:space="preserve"> является «неразумная речь» Павла (</w:t>
       </w:r>
-      <w:hyperlink r:id="rId64">
-        <w:r>
-          <w:rPr>
-            <w:lang w:val="ru_RU" w:bidi="ru_RU"/>
-          </w:rPr>
-          <w:rPr>
-            <w:color w:val="0000EE"/>
-            <w:u w:val="single"/>
-          </w:rPr>
-          <w:t>11:16–12:10</w:t>
-        </w:r>
-      </w:hyperlink>
+      <w:r>
+        <w:rPr>
+          <w:lang w:val="ru_RU" w:bidi="ru_RU"/>
+        </w:rPr>
+        <w:t>11:16–12:10</w:t>
+      </w:r>
       <w:r>
         <w:rPr>
           <w:lang w:val="ru_RU" w:bidi="ru_RU"/>
         </w:rPr>
         <w:t>), в которой он хвалит себя, потому что необходимость вынуждает его сделать это (</w:t>
       </w:r>
-      <w:hyperlink r:id="rId65">
-        <w:r>
-          <w:rPr>
-            <w:lang w:val="ru_RU" w:bidi="ru_RU"/>
-          </w:rPr>
-          <w:rPr>
-            <w:color w:val="0000EE"/>
-            <w:u w:val="single"/>
-          </w:rPr>
-          <w:t>11:1</w:t>
-        </w:r>
-      </w:hyperlink>
+      <w:r>
+        <w:rPr>
+          <w:lang w:val="ru_RU" w:bidi="ru_RU"/>
+        </w:rPr>
+        <w:t>11:1</w:t>
+      </w:r>
       <w:r>
         <w:rPr>
           <w:lang w:val="ru_RU" w:bidi="ru_RU"/>
         </w:rPr>
         <w:t xml:space="preserve">, </w:t>
       </w:r>
-      <w:hyperlink r:id="rId66">
-        <w:r>
-          <w:rPr>
-            <w:lang w:val="ru_RU" w:bidi="ru_RU"/>
-          </w:rPr>
-          <w:rPr>
-            <w:color w:val="0000EE"/>
-            <w:u w:val="single"/>
-          </w:rPr>
-          <w:t>16–17</w:t>
-        </w:r>
-      </w:hyperlink>
+      <w:r>
+        <w:rPr>
+          <w:lang w:val="ru_RU" w:bidi="ru_RU"/>
+        </w:rPr>
+        <w:t>16–17</w:t>
+      </w:r>
       <w:r>
         <w:rPr>
           <w:lang w:val="ru_RU" w:bidi="ru_RU"/>
@@ -1704,36 +1332,24 @@
         </w:rPr>
         <w:t xml:space="preserve">Нельзя сказать наверняка, удалось ли Павлу благодаря этой речи, приведённой в главах </w:t>
       </w:r>
-      <w:hyperlink r:id="rId37">
-        <w:r>
-          <w:rPr>
-            <w:lang w:val="ru_RU" w:bidi="ru_RU"/>
-          </w:rPr>
-          <w:rPr>
-            <w:color w:val="0000EE"/>
-            <w:u w:val="single"/>
-          </w:rPr>
-          <w:t>10–13</w:t>
-        </w:r>
-      </w:hyperlink>
+      <w:r>
+        <w:rPr>
+          <w:lang w:val="ru_RU" w:bidi="ru_RU"/>
+        </w:rPr>
+        <w:t>10–13</w:t>
+      </w:r>
       <w:r>
         <w:rPr>
           <w:lang w:val="ru_RU" w:bidi="ru_RU"/>
         </w:rPr>
         <w:t>, избежать опасности и вновь утвердить свой апостольский авторитет в коринфской церкви или нет. После написания этого письма Павел пошёл в Грецию (</w:t>
       </w:r>
-      <w:hyperlink r:id="rId67">
-        <w:r>
-          <w:rPr>
-            <w:lang w:val="ru_RU" w:bidi="ru_RU"/>
-          </w:rPr>
-          <w:rPr>
-            <w:color w:val="0000EE"/>
-            <w:u w:val="single"/>
-          </w:rPr>
-          <w:t>Деян. 20:2</w:t>
-        </w:r>
-      </w:hyperlink>
+      <w:r>
+        <w:rPr>
+          <w:lang w:val="ru_RU" w:bidi="ru_RU"/>
+        </w:rPr>
+        <w:t>Деян. 20:2</w:t>
+      </w:r>
       <w:r>
         <w:rPr>
           <w:lang w:val="ru_RU" w:bidi="ru_RU"/>
@@ -1799,54 +1415,36 @@
         </w:rPr>
         <w:t>Описание своего служения. Первая половина послания (</w:t>
       </w:r>
-      <w:hyperlink r:id="rId68">
-        <w:r>
-          <w:rPr>
-            <w:lang w:val="ru_RU" w:bidi="ru_RU"/>
-          </w:rPr>
-          <w:rPr>
-            <w:color w:val="0000EE"/>
-            <w:u w:val="single"/>
-          </w:rPr>
-          <w:t>1:1–7:16</w:t>
-        </w:r>
-      </w:hyperlink>
+      <w:r>
+        <w:rPr>
+          <w:lang w:val="ru_RU" w:bidi="ru_RU"/>
+        </w:rPr>
+        <w:t>1:1–7:16</w:t>
+      </w:r>
       <w:r>
         <w:rPr>
           <w:lang w:val="ru_RU" w:bidi="ru_RU"/>
         </w:rPr>
         <w:t>) говорит об обязанностях и привилегиях Божьего служителя. Благая Весть является абсолютно новым посланием (</w:t>
       </w:r>
-      <w:hyperlink r:id="rId30">
-        <w:r>
-          <w:rPr>
-            <w:lang w:val="ru_RU" w:bidi="ru_RU"/>
-          </w:rPr>
-          <w:rPr>
-            <w:color w:val="0000EE"/>
-            <w:u w:val="single"/>
-          </w:rPr>
-          <w:t>3:1–18</w:t>
-        </w:r>
-      </w:hyperlink>
+      <w:r>
+        <w:rPr>
+          <w:lang w:val="ru_RU" w:bidi="ru_RU"/>
+        </w:rPr>
+        <w:t>3:1–18</w:t>
+      </w:r>
       <w:r>
         <w:rPr>
           <w:lang w:val="ru_RU" w:bidi="ru_RU"/>
         </w:rPr>
         <w:t>), поэтому его истинность должна быть подтверждена безупречным образом жизни тех, кто её проповедует. Благая Весть даёт людям возможность примириться с Богом (</w:t>
       </w:r>
-      <w:hyperlink r:id="rId32">
-        <w:r>
-          <w:rPr>
-            <w:lang w:val="ru_RU" w:bidi="ru_RU"/>
-          </w:rPr>
-          <w:rPr>
-            <w:color w:val="0000EE"/>
-            <w:u w:val="single"/>
-          </w:rPr>
-          <w:t>5:1–21</w:t>
-        </w:r>
-      </w:hyperlink>
+      <w:r>
+        <w:rPr>
+          <w:lang w:val="ru_RU" w:bidi="ru_RU"/>
+        </w:rPr>
+        <w:t>5:1–21</w:t>
+      </w:r>
       <w:r>
         <w:rPr>
           <w:lang w:val="ru_RU" w:bidi="ru_RU"/>
@@ -1867,36 +1465,24 @@
         </w:rPr>
         <w:t xml:space="preserve">Суть Благой Вести. В </w:t>
       </w:r>
-      <w:hyperlink r:id="rId32">
-        <w:r>
-          <w:rPr>
-            <w:lang w:val="ru_RU" w:bidi="ru_RU"/>
-          </w:rPr>
-          <w:rPr>
-            <w:color w:val="0000EE"/>
-            <w:u w:val="single"/>
-          </w:rPr>
-          <w:t>5 главе</w:t>
-        </w:r>
-      </w:hyperlink>
+      <w:r>
+        <w:rPr>
+          <w:lang w:val="ru_RU" w:bidi="ru_RU"/>
+        </w:rPr>
+        <w:t>5 главе</w:t>
+      </w:r>
       <w:r>
         <w:rPr>
           <w:lang w:val="ru_RU" w:bidi="ru_RU"/>
         </w:rPr>
         <w:t xml:space="preserve"> содержится одно из наиболее полных и исчерпывающих объяснений самого главного послания апостола Павла (</w:t>
       </w:r>
-      <w:hyperlink r:id="rId69">
-        <w:r>
-          <w:rPr>
-            <w:lang w:val="ru_RU" w:bidi="ru_RU"/>
-          </w:rPr>
-          <w:rPr>
-            <w:color w:val="0000EE"/>
-            <w:u w:val="single"/>
-          </w:rPr>
-          <w:t>5:18–21</w:t>
-        </w:r>
-      </w:hyperlink>
+      <w:r>
+        <w:rPr>
+          <w:lang w:val="ru_RU" w:bidi="ru_RU"/>
+        </w:rPr>
+        <w:t>5:18–21</w:t>
+      </w:r>
       <w:r>
         <w:rPr>
           <w:lang w:val="ru_RU" w:bidi="ru_RU"/>
@@ -1915,36 +1501,24 @@
         </w:rPr>
         <w:t xml:space="preserve"> (</w:t>
       </w:r>
-      <w:hyperlink r:id="rId70">
-        <w:r>
-          <w:rPr>
-            <w:lang w:val="ru_RU" w:bidi="ru_RU"/>
-          </w:rPr>
-          <w:rPr>
-            <w:color w:val="0000EE"/>
-            <w:u w:val="single"/>
-          </w:rPr>
-          <w:t>1Кор.1:18–2:2</w:t>
-        </w:r>
-      </w:hyperlink>
+      <w:r>
+        <w:rPr>
+          <w:lang w:val="ru_RU" w:bidi="ru_RU"/>
+        </w:rPr>
+        <w:t>1Кор.1:18–2:2</w:t>
+      </w:r>
       <w:r>
         <w:rPr>
           <w:lang w:val="ru_RU" w:bidi="ru_RU"/>
         </w:rPr>
         <w:t>). Теперь он объясняет, как это послание необходимо применять в жизни. Все люди отделены от Бога по причине греха, поэтому Бог предпринимает ряд действий, чтобы устранить это разделение. Благодаря Христу Он решает проблему, связанную с грехом и разделением. Через Христа мы получаем примирение с Богом и становимся Его детьми. Апостол призывает людей примириться с Богом (</w:t>
       </w:r>
-      <w:hyperlink r:id="rId71">
-        <w:r>
-          <w:rPr>
-            <w:lang w:val="ru_RU" w:bidi="ru_RU"/>
-          </w:rPr>
-          <w:rPr>
-            <w:color w:val="0000EE"/>
-            <w:u w:val="single"/>
-          </w:rPr>
-          <w:t>2Кор.5:20</w:t>
-        </w:r>
-      </w:hyperlink>
+      <w:r>
+        <w:rPr>
+          <w:lang w:val="ru_RU" w:bidi="ru_RU"/>
+        </w:rPr>
+        <w:t>2Кор.5:20</w:t>
+      </w:r>
       <w:r>
         <w:rPr>
           <w:lang w:val="ru_RU" w:bidi="ru_RU"/>
@@ -1965,36 +1539,24 @@
         </w:rPr>
         <w:t>Призыв к святой жизни. Во Втором послании к Коринфянам Павел призывает верующих к святому образу жизни. Он говорит, что Церковь подобна Храму (</w:t>
       </w:r>
-      <w:hyperlink r:id="rId38">
-        <w:r>
-          <w:rPr>
-            <w:lang w:val="ru_RU" w:bidi="ru_RU"/>
-          </w:rPr>
-          <w:rPr>
-            <w:color w:val="0000EE"/>
-            <w:u w:val="single"/>
-          </w:rPr>
-          <w:t>6:14–7:1</w:t>
-        </w:r>
-      </w:hyperlink>
+      <w:r>
+        <w:rPr>
+          <w:lang w:val="ru_RU" w:bidi="ru_RU"/>
+        </w:rPr>
+        <w:t>6:14–7:1</w:t>
+      </w:r>
       <w:r>
         <w:rPr>
           <w:lang w:val="ru_RU" w:bidi="ru_RU"/>
         </w:rPr>
         <w:t>) и Невесте (</w:t>
       </w:r>
-      <w:hyperlink r:id="rId72">
-        <w:r>
-          <w:rPr>
-            <w:lang w:val="ru_RU" w:bidi="ru_RU"/>
-          </w:rPr>
-          <w:rPr>
-            <w:color w:val="0000EE"/>
-            <w:u w:val="single"/>
-          </w:rPr>
-          <w:t>11:2</w:t>
-        </w:r>
-      </w:hyperlink>
+      <w:r>
+        <w:rPr>
+          <w:lang w:val="ru_RU" w:bidi="ru_RU"/>
+        </w:rPr>
+        <w:t>11:2</w:t>
+      </w:r>
       <w:r>
         <w:rPr>
           <w:lang w:val="ru_RU" w:bidi="ru_RU"/>
@@ -2015,18 +1577,12 @@
         </w:rPr>
         <w:t>Важность щедрого даяния. Этой теме посвящены две длинные главы (</w:t>
       </w:r>
-      <w:hyperlink r:id="rId36">
-        <w:r>
-          <w:rPr>
-            <w:lang w:val="ru_RU" w:bidi="ru_RU"/>
-          </w:rPr>
-          <w:rPr>
-            <w:color w:val="0000EE"/>
-            <w:u w:val="single"/>
-          </w:rPr>
-          <w:t>8:1–9:15</w:t>
-        </w:r>
-      </w:hyperlink>
+      <w:r>
+        <w:rPr>
+          <w:lang w:val="ru_RU" w:bidi="ru_RU"/>
+        </w:rPr>
+        <w:t>8:1–9:15</w:t>
+      </w:r>
       <w:r>
         <w:rPr>
           <w:lang w:val="ru_RU" w:bidi="ru_RU"/>
@@ -2045,18 +1601,12 @@
         </w:rPr>
         <w:t>ришедший во плоти наш Господь Иисус Христос является самым ярким примером жертвенности (</w:t>
       </w:r>
-      <w:hyperlink r:id="rId73">
-        <w:r>
-          <w:rPr>
-            <w:lang w:val="ru_RU" w:bidi="ru_RU"/>
-          </w:rPr>
-          <w:rPr>
-            <w:color w:val="0000EE"/>
-            <w:u w:val="single"/>
-          </w:rPr>
-          <w:t>8:9</w:t>
-        </w:r>
-      </w:hyperlink>
+      <w:r>
+        <w:rPr>
+          <w:lang w:val="ru_RU" w:bidi="ru_RU"/>
+        </w:rPr>
+        <w:t>8:9</w:t>
+      </w:r>
       <w:r>
         <w:rPr>
           <w:lang w:val="ru_RU" w:bidi="ru_RU"/>
